--- a/Docs/User_Manuals/FormRequest_Documentation/4_User_Manual_PAS_HRAD.docx
+++ b/Docs/User_Manuals/FormRequest_Documentation/4_User_Manual_PAS_HRAD.docx
@@ -9,12 +9,12 @@
           <w:color w:val="1F2937"/>
           <w:sz w:val="40"/>
         </w:rPr>
-        <w:t>User Manual — PAS / HRAD (Vehicle Scheduling)</w:t>
+        <w:t>User Manual: PAS / HRAD (Vehicle Scheduling)</w:t>
       </w:r>
     </w:p>
     <w:p>
       <w:r>
-        <w:t>Who you are: the person who controls the vehicle, driver, and schedule.</w:t>
+        <w:t>Who you are: the person who controls the vehicle, driver, and schedule. The HRAD vehicle assigners are Joy (GA120), Roxanne Encinada (GA139), and Myla Mae Abarquez (GA412).</w:t>
       </w:r>
     </w:p>
     <w:p>
@@ -202,7 +202,7 @@
         <w:t xml:space="preserve">3. </w:t>
       </w:r>
       <w:r>
-        <w:t>Click the request and select the vehicle and driver. The trip type is locked to the requester's choice; you may still choose whether the schedule is straight or split for a round trip.</w:t>
+        <w:t>Click the request to open the assignment modal. The modal shows the requested schedule window, the trip type (Hatid, Sundo, or Both, with a note when the requester is not aboard), and vehicle and driver availability. Select the vehicle and driver. The trip type is locked to the requester's choice; you may still choose whether the schedule is straight or split for a round trip.</w:t>
       </w:r>
     </w:p>
     <w:tbl>
@@ -272,6 +272,11 @@
     </w:tbl>
     <w:p/>
     <w:p>
+      <w:r>
+        <w:t>A split schedule (for example 10:00 to 11:00 in the morning and 1:00 to 2:00 in the afternoon) is stored as two separate reservation windows, so the calendar keeps the gap vacant. The system refuses to forward an assignment when the selected vehicle or the selected driver is already booked in any requested window, including recurring fixed runs.</w:t>
+      </w:r>
+    </w:p>
+    <w:p>
       <w:pPr>
         <w:ind w:left="360"/>
       </w:pPr>
@@ -283,6 +288,11 @@
       </w:r>
       <w:r>
         <w:t>Save to update the calendar. It remains Pending until fully approved; the "Pending" label disappears once Approved.</w:t>
+      </w:r>
+    </w:p>
+    <w:p>
+      <w:r>
+        <w:t>The Request Service Schedule button on the Vehicle Schedule Calendar routes to the standard New Request form with Company Vehicle already ticked.</w:t>
       </w:r>
     </w:p>
     <w:p>
@@ -503,7 +513,7 @@
           <w:color w:val="555F6B"/>
           <w:sz w:val="20"/>
         </w:rPr>
-        <w:t>Note: Truck schedules (Logistics/PPC): Logistics/PPC staff have separate access limited to truck schedules only - regular vehicles are not included.</w:t>
+        <w:t>Note: Truck schedules (Logistics/PPC): Logistics/PPC staff have separate access limited to truck schedules only; regular vehicles are not included.</w:t>
       </w:r>
     </w:p>
     <w:sectPr>
